--- a/01-嵌入式操作系统及应用/01-教案/嵌入式操作系统及应用-17.docx
+++ b/01-嵌入式操作系统及应用/01-教案/嵌入式操作系统及应用-17.docx
@@ -119,6 +119,7 @@
             <w:insideH w:val="single" w:color="auto" w:sz="4" w:space="0"/>
             <w:insideV w:val="single" w:color="auto" w:sz="4" w:space="0"/>
           </w:tblBorders>
+          <w:shd w:val="clear" w:color="auto" w:fill="FFFFFF"/>
           <w:tblCellMar>
             <w:top w:w="0" w:type="dxa"/>
             <w:left w:w="108" w:type="dxa"/>
@@ -240,6 +241,21 @@
                 <w:lang w:val="en-US" w:eastAsia="zh-CN"/>
               </w:rPr>
             </w:pPr>
+            <w:r>
+              <w:rPr>
+                <w:rFonts w:ascii="Segoe UI" w:hAnsi="Segoe UI" w:eastAsia="Segoe UI" w:cs="Segoe UI"/>
+                <w:i w:val="0"/>
+                <w:iCs w:val="0"/>
+                <w:caps w:val="0"/>
+                <w:spacing w:val="0"/>
+                <w:sz w:val="16"/>
+                <w:szCs w:val="16"/>
+                <w:shd w:val="clear" w:fill="FBFBFB"/>
+              </w:rPr>
+              <w:t>2025-11-26</w:t>
+            </w:r>
+            <w:bookmarkStart w:id="0" w:name="_GoBack"/>
+            <w:bookmarkEnd w:id="0"/>
           </w:p>
         </w:tc>
       </w:tr>
@@ -321,33 +337,6 @@
                 <w:lang w:eastAsia="zh-CN"/>
               </w:rPr>
               <w:t>物联网2411</w:t>
-            </w:r>
-            <w:r>
-              <w:rPr>
-                <w:rFonts w:hint="eastAsia" w:ascii="宋体" w:hAnsi="宋体" w:eastAsia="宋体" w:cs="宋体"/>
-                <w:sz w:val="21"/>
-                <w:szCs w:val="21"/>
-                <w:lang w:val="en-US" w:eastAsia="zh-CN"/>
-              </w:rPr>
-              <w:t>|</w:t>
-            </w:r>
-            <w:r>
-              <w:rPr>
-                <w:rFonts w:hint="eastAsia" w:ascii="宋体" w:hAnsi="宋体" w:eastAsia="宋体" w:cs="宋体"/>
-                <w:sz w:val="21"/>
-                <w:szCs w:val="21"/>
-                <w:lang w:eastAsia="zh-CN"/>
-              </w:rPr>
-              <w:t>物联网241</w:t>
-            </w:r>
-            <w:r>
-              <w:rPr>
-                <w:rFonts w:hint="eastAsia" w:ascii="宋体" w:hAnsi="宋体" w:eastAsia="宋体" w:cs="宋体"/>
-                <w:sz w:val="21"/>
-                <w:szCs w:val="21"/>
-                <w:lang w:val="en-US" w:eastAsia="zh-CN"/>
-              </w:rPr>
-              <w:t>2</w:t>
             </w:r>
           </w:p>
         </w:tc>
@@ -604,7 +593,6 @@
             <w:insideH w:val="single" w:color="auto" w:sz="4" w:space="0"/>
             <w:insideV w:val="single" w:color="auto" w:sz="4" w:space="0"/>
           </w:tblBorders>
-          <w:shd w:val="clear" w:color="auto" w:fill="FFFFFF"/>
           <w:tblCellMar>
             <w:top w:w="0" w:type="dxa"/>
             <w:left w:w="108" w:type="dxa"/>
@@ -715,7 +703,6 @@
                 <w:spacing w:val="0"/>
                 <w:sz w:val="17"/>
                 <w:szCs w:val="17"/>
-                <w:bdr w:val="none" w:color="auto" w:sz="0" w:space="0"/>
                 <w:shd w:val="clear" w:fill="F0F0F0"/>
               </w:rPr>
               <w:t>LOS_MuxCreate()</w:t>
@@ -745,7 +732,6 @@
                 <w:spacing w:val="0"/>
                 <w:sz w:val="17"/>
                 <w:szCs w:val="17"/>
-                <w:bdr w:val="none" w:color="auto" w:sz="0" w:space="0"/>
                 <w:shd w:val="clear" w:fill="F0F0F0"/>
               </w:rPr>
               <w:t>LOS_MuxPend()</w:t>
@@ -775,7 +761,6 @@
                 <w:spacing w:val="0"/>
                 <w:sz w:val="17"/>
                 <w:szCs w:val="17"/>
-                <w:bdr w:val="none" w:color="auto" w:sz="0" w:space="0"/>
                 <w:shd w:val="clear" w:fill="F0F0F0"/>
               </w:rPr>
               <w:t>LOS_MuxPost()</w:t>
@@ -821,214 +806,6 @@
                 <w:shd w:val="clear" w:fill="FFFFFF"/>
               </w:rPr>
               <w:t>- 明确互斥锁解决的问题（资源竞争、优先级翻转）。</w:t>
-            </w:r>
-          </w:p>
-        </w:tc>
-      </w:tr>
-      <w:tr>
-        <w:tblPrEx>
-          <w:tblBorders>
-            <w:top w:val="single" w:color="auto" w:sz="4" w:space="0"/>
-            <w:left w:val="single" w:color="auto" w:sz="4" w:space="0"/>
-            <w:bottom w:val="single" w:color="auto" w:sz="4" w:space="0"/>
-            <w:right w:val="single" w:color="auto" w:sz="4" w:space="0"/>
-            <w:insideH w:val="single" w:color="auto" w:sz="4" w:space="0"/>
-            <w:insideV w:val="single" w:color="auto" w:sz="4" w:space="0"/>
-          </w:tblBorders>
-          <w:tblCellMar>
-            <w:top w:w="0" w:type="dxa"/>
-            <w:left w:w="108" w:type="dxa"/>
-            <w:bottom w:w="0" w:type="dxa"/>
-            <w:right w:w="108" w:type="dxa"/>
-          </w:tblCellMar>
-        </w:tblPrEx>
-        <w:trPr>
-          <w:trHeight w:val="1075" w:hRule="exact"/>
-        </w:trPr>
-        <w:tc>
-          <w:tcPr>
-            <w:tcW w:w="2506" w:type="dxa"/>
-            <w:tcBorders>
-              <w:top w:val="single" w:color="auto" w:sz="4" w:space="0"/>
-              <w:left w:val="single" w:color="auto" w:sz="4" w:space="0"/>
-              <w:bottom w:val="single" w:color="auto" w:sz="4" w:space="0"/>
-              <w:right w:val="single" w:color="auto" w:sz="4" w:space="0"/>
-            </w:tcBorders>
-            <w:shd w:val="clear" w:color="auto" w:fill="FFFFFF"/>
-            <w:vAlign w:val="center"/>
-          </w:tcPr>
-          <w:p>
-            <w:pPr>
-              <w:jc w:val="center"/>
-              <w:rPr>
-                <w:rFonts w:ascii="宋体" w:hAnsi="宋体"/>
-                <w:lang w:eastAsia="zh-CN"/>
-              </w:rPr>
-            </w:pPr>
-            <w:r>
-              <w:rPr>
-                <w:rFonts w:hint="eastAsia" w:ascii="宋体" w:hAnsi="宋体"/>
-                <w:lang w:eastAsia="zh-CN"/>
-              </w:rPr>
-              <w:t>学情分析</w:t>
-            </w:r>
-          </w:p>
-        </w:tc>
-        <w:tc>
-          <w:tcPr>
-            <w:tcW w:w="7444" w:type="dxa"/>
-            <w:gridSpan w:val="4"/>
-            <w:tcBorders>
-              <w:top w:val="single" w:color="auto" w:sz="4" w:space="0"/>
-              <w:left w:val="single" w:color="auto" w:sz="4" w:space="0"/>
-              <w:bottom w:val="single" w:color="auto" w:sz="4" w:space="0"/>
-              <w:right w:val="single" w:color="auto" w:sz="4" w:space="0"/>
-            </w:tcBorders>
-            <w:shd w:val="clear" w:color="auto" w:fill="FFFFFF"/>
-            <w:vAlign w:val="center"/>
-          </w:tcPr>
-          <w:p>
-            <w:pPr>
-              <w:pStyle w:val="4"/>
-              <w:tabs>
-                <w:tab w:val="clear" w:pos="840"/>
-              </w:tabs>
-              <w:ind w:left="0" w:firstLine="0"/>
-              <w:rPr>
-                <w:rFonts w:hint="eastAsia" w:ascii="宋体" w:hAnsi="宋体" w:eastAsia="宋体" w:cs="宋体"/>
-                <w:color w:val="000000"/>
-                <w:lang w:eastAsia="zh-CN"/>
-              </w:rPr>
-            </w:pPr>
-            <w:r>
-              <w:rPr>
-                <w:rFonts w:ascii="Helvetica" w:hAnsi="Helvetica" w:eastAsia="Helvetica" w:cs="Helvetica"/>
-                <w:i w:val="0"/>
-                <w:iCs w:val="0"/>
-                <w:caps w:val="0"/>
-                <w:color w:val="333333"/>
-                <w:spacing w:val="0"/>
-                <w:sz w:val="19"/>
-                <w:szCs w:val="19"/>
-                <w:shd w:val="clear" w:fill="FFFFFF"/>
-              </w:rPr>
-              <w:t>1. 基础：已掌握任务、信号量开发，具备C语言共享变量认知，但对互斥锁与信号量区别、优先级翻转陌生；</w:t>
-            </w:r>
-            <w:r>
-              <w:rPr>
-                <w:rFonts w:hint="default" w:ascii="Helvetica" w:hAnsi="Helvetica" w:eastAsia="Helvetica" w:cs="Helvetica"/>
-                <w:i w:val="0"/>
-                <w:iCs w:val="0"/>
-                <w:caps w:val="0"/>
-                <w:color w:val="333333"/>
-                <w:spacing w:val="0"/>
-                <w:sz w:val="19"/>
-                <w:szCs w:val="19"/>
-                <w:shd w:val="clear" w:fill="FFFFFF"/>
-              </w:rPr>
-              <w:br w:type="textWrapping"/>
-            </w:r>
-            <w:r>
-              <w:rPr>
-                <w:rFonts w:hint="default" w:ascii="Helvetica" w:hAnsi="Helvetica" w:eastAsia="Helvetica" w:cs="Helvetica"/>
-                <w:i w:val="0"/>
-                <w:iCs w:val="0"/>
-                <w:caps w:val="0"/>
-                <w:color w:val="333333"/>
-                <w:spacing w:val="0"/>
-                <w:sz w:val="19"/>
-                <w:szCs w:val="19"/>
-                <w:shd w:val="clear" w:fill="FFFFFF"/>
-              </w:rPr>
-              <w:t>2. 难点：易混淆</w:t>
-            </w:r>
-            <w:r>
-              <w:rPr>
-                <w:rStyle w:val="11"/>
-                <w:rFonts w:ascii="Consolas" w:hAnsi="Consolas" w:eastAsia="Consolas" w:cs="Consolas"/>
-                <w:i w:val="0"/>
-                <w:iCs w:val="0"/>
-                <w:caps w:val="0"/>
-                <w:color w:val="000000"/>
-                <w:spacing w:val="0"/>
-                <w:sz w:val="17"/>
-                <w:szCs w:val="17"/>
-                <w:bdr w:val="none" w:color="auto" w:sz="0" w:space="0"/>
-                <w:shd w:val="clear" w:fill="F0F0F0"/>
-              </w:rPr>
-              <w:t>LOS_MuxPend()</w:t>
-            </w:r>
-            <w:r>
-              <w:rPr>
-                <w:rFonts w:hint="default" w:ascii="Helvetica" w:hAnsi="Helvetica" w:eastAsia="Helvetica" w:cs="Helvetica"/>
-                <w:i w:val="0"/>
-                <w:iCs w:val="0"/>
-                <w:caps w:val="0"/>
-                <w:color w:val="333333"/>
-                <w:spacing w:val="0"/>
-                <w:sz w:val="19"/>
-                <w:szCs w:val="19"/>
-                <w:shd w:val="clear" w:fill="FFFFFF"/>
-              </w:rPr>
-              <w:t>与</w:t>
-            </w:r>
-            <w:r>
-              <w:rPr>
-                <w:rStyle w:val="11"/>
-                <w:rFonts w:hint="default" w:ascii="Consolas" w:hAnsi="Consolas" w:eastAsia="Consolas" w:cs="Consolas"/>
-                <w:i w:val="0"/>
-                <w:iCs w:val="0"/>
-                <w:caps w:val="0"/>
-                <w:color w:val="000000"/>
-                <w:spacing w:val="0"/>
-                <w:sz w:val="17"/>
-                <w:szCs w:val="17"/>
-                <w:bdr w:val="none" w:color="auto" w:sz="0" w:space="0"/>
-                <w:shd w:val="clear" w:fill="F0F0F0"/>
-              </w:rPr>
-              <w:t>LOS_SemPend()</w:t>
-            </w:r>
-            <w:r>
-              <w:rPr>
-                <w:rFonts w:hint="default" w:ascii="Helvetica" w:hAnsi="Helvetica" w:eastAsia="Helvetica" w:cs="Helvetica"/>
-                <w:i w:val="0"/>
-                <w:iCs w:val="0"/>
-                <w:caps w:val="0"/>
-                <w:color w:val="333333"/>
-                <w:spacing w:val="0"/>
-                <w:sz w:val="19"/>
-                <w:szCs w:val="19"/>
-                <w:shd w:val="clear" w:fill="FFFFFF"/>
-              </w:rPr>
-              <w:t>，忽略互斥锁不能在中断中使用；</w:t>
-            </w:r>
-            <w:r>
-              <w:rPr>
-                <w:rFonts w:hint="default" w:ascii="Helvetica" w:hAnsi="Helvetica" w:eastAsia="Helvetica" w:cs="Helvetica"/>
-                <w:i w:val="0"/>
-                <w:iCs w:val="0"/>
-                <w:caps w:val="0"/>
-                <w:color w:val="333333"/>
-                <w:spacing w:val="0"/>
-                <w:sz w:val="19"/>
-                <w:szCs w:val="19"/>
-                <w:shd w:val="clear" w:fill="FFFFFF"/>
-              </w:rPr>
-              <w:br w:type="textWrapping"/>
-            </w:r>
-            <w:r>
-              <w:rPr>
-                <w:rFonts w:hint="default" w:ascii="Helvetica" w:hAnsi="Helvetica" w:eastAsia="Helvetica" w:cs="Helvetica"/>
-                <w:i w:val="0"/>
-                <w:iCs w:val="0"/>
-                <w:caps w:val="0"/>
-                <w:color w:val="333333"/>
-                <w:spacing w:val="0"/>
-                <w:sz w:val="19"/>
-                <w:szCs w:val="19"/>
-                <w:shd w:val="clear" w:fill="FFFFFF"/>
-              </w:rPr>
-              <w:t>3. 需求：需通过对比实验、错误演示降低理解难度。</w:t>
             </w:r>
           </w:p>
         </w:tc>
@@ -1052,7 +829,7 @@
           </w:tblCellMar>
         </w:tblPrEx>
         <w:trPr>
-          <w:trHeight w:val="3194" w:hRule="exact"/>
+          <w:trHeight w:val="1075" w:hRule="exact"/>
         </w:trPr>
         <w:tc>
           <w:tcPr>
@@ -1071,27 +848,15 @@
               <w:jc w:val="center"/>
               <w:rPr>
                 <w:rFonts w:ascii="宋体" w:hAnsi="宋体"/>
+                <w:lang w:eastAsia="zh-CN"/>
               </w:rPr>
             </w:pPr>
             <w:r>
               <w:rPr>
                 <w:rFonts w:hint="eastAsia" w:ascii="宋体" w:hAnsi="宋体"/>
-              </w:rPr>
-              <w:t>重 难 点</w:t>
-            </w:r>
-          </w:p>
-          <w:p>
-            <w:pPr>
-              <w:jc w:val="center"/>
-              <w:rPr>
-                <w:rFonts w:ascii="宋体" w:hAnsi="宋体"/>
-              </w:rPr>
-            </w:pPr>
-            <w:r>
-              <w:rPr>
-                <w:rFonts w:hint="eastAsia" w:ascii="宋体" w:hAnsi="宋体"/>
-              </w:rPr>
-              <w:t>分    析</w:t>
+                <w:lang w:eastAsia="zh-CN"/>
+              </w:rPr>
+              <w:t>学情分析</w:t>
             </w:r>
           </w:p>
         </w:tc>
@@ -1117,6 +882,8 @@
               <w:ind w:left="0" w:firstLine="0"/>
               <w:rPr>
                 <w:rFonts w:hint="eastAsia" w:ascii="宋体" w:hAnsi="宋体" w:eastAsia="宋体" w:cs="宋体"/>
+                <w:color w:val="000000"/>
+                <w:lang w:eastAsia="zh-CN"/>
               </w:rPr>
             </w:pPr>
             <w:r>
@@ -1131,7 +898,7 @@
                 <w:szCs w:val="19"/>
                 <w:shd w:val="clear" w:fill="FFFFFF"/>
               </w:rPr>
-              <w:t>1. 重点：</w:t>
+              <w:t>1. 基础：已掌握任务、信号量开发，具备C语言共享变量认知，但对互斥锁与信号量区别、优先级翻转陌生；</w:t>
             </w:r>
             <w:r>
               <w:rPr>
@@ -1159,7 +926,7 @@
                 <w:szCs w:val="19"/>
                 <w:shd w:val="clear" w:fill="FFFFFF"/>
               </w:rPr>
-              <w:t>- API应用：</w:t>
+              <w:t>2. 难点：易混淆</w:t>
             </w:r>
             <w:r>
               <w:rPr>
@@ -1172,24 +939,23 @@
                 <w:spacing w:val="0"/>
                 <w:sz w:val="17"/>
                 <w:szCs w:val="17"/>
-                <w:bdr w:val="none" w:color="auto" w:sz="0" w:space="0"/>
                 <w:shd w:val="clear" w:fill="F0F0F0"/>
               </w:rPr>
-              <w:t>LOS_MuxCreate(&amp;m_mutex_id)</w:t>
-            </w:r>
-            <w:r>
-              <w:rPr>
-                <w:rFonts w:hint="default" w:ascii="Helvetica" w:hAnsi="Helvetica" w:eastAsia="Helvetica" w:cs="Helvetica"/>
-                <w:i w:val="0"/>
-                <w:iCs w:val="0"/>
-                <w:caps w:val="0"/>
-                <w:color w:val="333333"/>
-                <w:spacing w:val="0"/>
-                <w:sz w:val="19"/>
-                <w:szCs w:val="19"/>
-                <w:shd w:val="clear" w:fill="FFFFFF"/>
-              </w:rPr>
-              <w:t>创建、</w:t>
+              <w:t>LOS_MuxPend()</w:t>
+            </w:r>
+            <w:r>
+              <w:rPr>
+                <w:rFonts w:hint="default" w:ascii="Helvetica" w:hAnsi="Helvetica" w:eastAsia="Helvetica" w:cs="Helvetica"/>
+                <w:i w:val="0"/>
+                <w:iCs w:val="0"/>
+                <w:caps w:val="0"/>
+                <w:color w:val="333333"/>
+                <w:spacing w:val="0"/>
+                <w:sz w:val="19"/>
+                <w:szCs w:val="19"/>
+                <w:shd w:val="clear" w:fill="FFFFFF"/>
+              </w:rPr>
+              <w:t>与</w:t>
             </w:r>
             <w:r>
               <w:rPr>
@@ -1202,24 +968,23 @@
                 <w:spacing w:val="0"/>
                 <w:sz w:val="17"/>
                 <w:szCs w:val="17"/>
-                <w:bdr w:val="none" w:color="auto" w:sz="0" w:space="0"/>
                 <w:shd w:val="clear" w:fill="F0F0F0"/>
               </w:rPr>
-              <w:t>LOS_MuxPend(m_mutex_id, LOS_WAIT_FOREVER)</w:t>
-            </w:r>
-            <w:r>
-              <w:rPr>
-                <w:rFonts w:hint="default" w:ascii="Helvetica" w:hAnsi="Helvetica" w:eastAsia="Helvetica" w:cs="Helvetica"/>
-                <w:i w:val="0"/>
-                <w:iCs w:val="0"/>
-                <w:caps w:val="0"/>
-                <w:color w:val="333333"/>
-                <w:spacing w:val="0"/>
-                <w:sz w:val="19"/>
-                <w:szCs w:val="19"/>
-                <w:shd w:val="clear" w:fill="FFFFFF"/>
-              </w:rPr>
-              <w:t>申请；</w:t>
+              <w:t>LOS_SemPend()</w:t>
+            </w:r>
+            <w:r>
+              <w:rPr>
+                <w:rFonts w:hint="default" w:ascii="Helvetica" w:hAnsi="Helvetica" w:eastAsia="Helvetica" w:cs="Helvetica"/>
+                <w:i w:val="0"/>
+                <w:iCs w:val="0"/>
+                <w:caps w:val="0"/>
+                <w:color w:val="333333"/>
+                <w:spacing w:val="0"/>
+                <w:sz w:val="19"/>
+                <w:szCs w:val="19"/>
+                <w:shd w:val="clear" w:fill="FFFFFF"/>
+              </w:rPr>
+              <w:t>，忽略互斥锁不能在中断中使用；</w:t>
             </w:r>
             <w:r>
               <w:rPr>
@@ -1247,269 +1012,7 @@
                 <w:szCs w:val="19"/>
                 <w:shd w:val="clear" w:fill="FFFFFF"/>
               </w:rPr>
-              <w:t>- 编译配置：修改</w:t>
-            </w:r>
-            <w:r>
-              <w:rPr>
-                <w:rStyle w:val="11"/>
-                <w:rFonts w:hint="default" w:ascii="Consolas" w:hAnsi="Consolas" w:eastAsia="Consolas" w:cs="Consolas"/>
-                <w:i w:val="0"/>
-                <w:iCs w:val="0"/>
-                <w:caps w:val="0"/>
-                <w:color w:val="000000"/>
-                <w:spacing w:val="0"/>
-                <w:sz w:val="17"/>
-                <w:szCs w:val="17"/>
-                <w:bdr w:val="none" w:color="auto" w:sz="0" w:space="0"/>
-                <w:shd w:val="clear" w:fill="F0F0F0"/>
-              </w:rPr>
-              <w:t>vendor/lockzhiner/rk2206/sample/BUILD.gn</w:t>
-            </w:r>
-            <w:r>
-              <w:rPr>
-                <w:rFonts w:hint="default" w:ascii="Helvetica" w:hAnsi="Helvetica" w:eastAsia="Helvetica" w:cs="Helvetica"/>
-                <w:i w:val="0"/>
-                <w:iCs w:val="0"/>
-                <w:caps w:val="0"/>
-                <w:color w:val="333333"/>
-                <w:spacing w:val="0"/>
-                <w:sz w:val="19"/>
-                <w:szCs w:val="19"/>
-                <w:shd w:val="clear" w:fill="FFFFFF"/>
-              </w:rPr>
-              <w:t>添加</w:t>
-            </w:r>
-            <w:r>
-              <w:rPr>
-                <w:rStyle w:val="11"/>
-                <w:rFonts w:hint="default" w:ascii="Consolas" w:hAnsi="Consolas" w:eastAsia="Consolas" w:cs="Consolas"/>
-                <w:i w:val="0"/>
-                <w:iCs w:val="0"/>
-                <w:caps w:val="0"/>
-                <w:color w:val="000000"/>
-                <w:spacing w:val="0"/>
-                <w:sz w:val="17"/>
-                <w:szCs w:val="17"/>
-                <w:bdr w:val="none" w:color="auto" w:sz="0" w:space="0"/>
-                <w:shd w:val="clear" w:fill="F0F0F0"/>
-              </w:rPr>
-              <w:t>./a4_kernel_mutex:mutex_example</w:t>
-            </w:r>
-            <w:r>
-              <w:rPr>
-                <w:rFonts w:hint="default" w:ascii="Helvetica" w:hAnsi="Helvetica" w:eastAsia="Helvetica" w:cs="Helvetica"/>
-                <w:i w:val="0"/>
-                <w:iCs w:val="0"/>
-                <w:caps w:val="0"/>
-                <w:color w:val="333333"/>
-                <w:spacing w:val="0"/>
-                <w:sz w:val="19"/>
-                <w:szCs w:val="19"/>
-                <w:shd w:val="clear" w:fill="FFFFFF"/>
-              </w:rPr>
-              <w:t>，</w:t>
-            </w:r>
-            <w:r>
-              <w:rPr>
-                <w:rStyle w:val="11"/>
-                <w:rFonts w:hint="default" w:ascii="Consolas" w:hAnsi="Consolas" w:eastAsia="Consolas" w:cs="Consolas"/>
-                <w:i w:val="0"/>
-                <w:iCs w:val="0"/>
-                <w:caps w:val="0"/>
-                <w:color w:val="000000"/>
-                <w:spacing w:val="0"/>
-                <w:sz w:val="17"/>
-                <w:szCs w:val="17"/>
-                <w:bdr w:val="none" w:color="auto" w:sz="0" w:space="0"/>
-                <w:shd w:val="clear" w:fill="F0F0F0"/>
-              </w:rPr>
-              <w:t>Makefile</w:t>
-            </w:r>
-            <w:r>
-              <w:rPr>
-                <w:rFonts w:hint="default" w:ascii="Helvetica" w:hAnsi="Helvetica" w:eastAsia="Helvetica" w:cs="Helvetica"/>
-                <w:i w:val="0"/>
-                <w:iCs w:val="0"/>
-                <w:caps w:val="0"/>
-                <w:color w:val="333333"/>
-                <w:spacing w:val="0"/>
-                <w:sz w:val="19"/>
-                <w:szCs w:val="19"/>
-                <w:shd w:val="clear" w:fill="FFFFFF"/>
-              </w:rPr>
-              <w:t>添加</w:t>
-            </w:r>
-            <w:r>
-              <w:rPr>
-                <w:rStyle w:val="11"/>
-                <w:rFonts w:hint="default" w:ascii="Consolas" w:hAnsi="Consolas" w:eastAsia="Consolas" w:cs="Consolas"/>
-                <w:i w:val="0"/>
-                <w:iCs w:val="0"/>
-                <w:caps w:val="0"/>
-                <w:color w:val="000000"/>
-                <w:spacing w:val="0"/>
-                <w:sz w:val="17"/>
-                <w:szCs w:val="17"/>
-                <w:bdr w:val="none" w:color="auto" w:sz="0" w:space="0"/>
-                <w:shd w:val="clear" w:fill="F0F0F0"/>
-              </w:rPr>
-              <w:t>-lmutex_example</w:t>
-            </w:r>
-            <w:r>
-              <w:rPr>
-                <w:rFonts w:hint="default" w:ascii="Helvetica" w:hAnsi="Helvetica" w:eastAsia="Helvetica" w:cs="Helvetica"/>
-                <w:i w:val="0"/>
-                <w:iCs w:val="0"/>
-                <w:caps w:val="0"/>
-                <w:color w:val="333333"/>
-                <w:spacing w:val="0"/>
-                <w:sz w:val="19"/>
-                <w:szCs w:val="19"/>
-                <w:shd w:val="clear" w:fill="FFFFFF"/>
-              </w:rPr>
-              <w:t>；</w:t>
-            </w:r>
-            <w:r>
-              <w:rPr>
-                <w:rFonts w:hint="default" w:ascii="Helvetica" w:hAnsi="Helvetica" w:eastAsia="Helvetica" w:cs="Helvetica"/>
-                <w:i w:val="0"/>
-                <w:iCs w:val="0"/>
-                <w:caps w:val="0"/>
-                <w:color w:val="333333"/>
-                <w:spacing w:val="0"/>
-                <w:sz w:val="19"/>
-                <w:szCs w:val="19"/>
-                <w:shd w:val="clear" w:fill="FFFFFF"/>
-              </w:rPr>
-              <w:br w:type="textWrapping"/>
-            </w:r>
-            <w:r>
-              <w:rPr>
-                <w:rFonts w:hint="default" w:ascii="Helvetica" w:hAnsi="Helvetica" w:eastAsia="Helvetica" w:cs="Helvetica"/>
-                <w:i w:val="0"/>
-                <w:iCs w:val="0"/>
-                <w:caps w:val="0"/>
-                <w:color w:val="333333"/>
-                <w:spacing w:val="0"/>
-                <w:sz w:val="19"/>
-                <w:szCs w:val="19"/>
-                <w:shd w:val="clear" w:fill="FFFFFF"/>
-              </w:rPr>
-              <w:t>- 结果验证：串口观察“write_thread写数据后3秒，read_thread才读数据”。</w:t>
-            </w:r>
-            <w:r>
-              <w:rPr>
-                <w:rFonts w:hint="default" w:ascii="Helvetica" w:hAnsi="Helvetica" w:eastAsia="Helvetica" w:cs="Helvetica"/>
-                <w:i w:val="0"/>
-                <w:iCs w:val="0"/>
-                <w:caps w:val="0"/>
-                <w:color w:val="333333"/>
-                <w:spacing w:val="0"/>
-                <w:sz w:val="19"/>
-                <w:szCs w:val="19"/>
-                <w:shd w:val="clear" w:fill="FFFFFF"/>
-              </w:rPr>
-              <w:br w:type="textWrapping"/>
-            </w:r>
-            <w:r>
-              <w:rPr>
-                <w:rFonts w:hint="default" w:ascii="Helvetica" w:hAnsi="Helvetica" w:eastAsia="Helvetica" w:cs="Helvetica"/>
-                <w:i w:val="0"/>
-                <w:iCs w:val="0"/>
-                <w:caps w:val="0"/>
-                <w:color w:val="333333"/>
-                <w:spacing w:val="0"/>
-                <w:sz w:val="19"/>
-                <w:szCs w:val="19"/>
-                <w:shd w:val="clear" w:fill="FFFFFF"/>
-              </w:rPr>
-              <w:t>2. 难点：</w:t>
-            </w:r>
-            <w:r>
-              <w:rPr>
-                <w:rFonts w:hint="default" w:ascii="Helvetica" w:hAnsi="Helvetica" w:eastAsia="Helvetica" w:cs="Helvetica"/>
-                <w:i w:val="0"/>
-                <w:iCs w:val="0"/>
-                <w:caps w:val="0"/>
-                <w:color w:val="333333"/>
-                <w:spacing w:val="0"/>
-                <w:sz w:val="19"/>
-                <w:szCs w:val="19"/>
-                <w:shd w:val="clear" w:fill="FFFFFF"/>
-              </w:rPr>
-              <w:br w:type="textWrapping"/>
-            </w:r>
-            <w:r>
-              <w:rPr>
-                <w:rFonts w:hint="default" w:ascii="Helvetica" w:hAnsi="Helvetica" w:eastAsia="Helvetica" w:cs="Helvetica"/>
-                <w:i w:val="0"/>
-                <w:iCs w:val="0"/>
-                <w:caps w:val="0"/>
-                <w:color w:val="333333"/>
-                <w:spacing w:val="0"/>
-                <w:sz w:val="19"/>
-                <w:szCs w:val="19"/>
-                <w:shd w:val="clear" w:fill="FFFFFF"/>
-              </w:rPr>
-              <w:t>- 互斥锁逻辑：独占共享资源（</w:t>
-            </w:r>
-            <w:r>
-              <w:rPr>
-                <w:rStyle w:val="11"/>
-                <w:rFonts w:hint="default" w:ascii="Consolas" w:hAnsi="Consolas" w:eastAsia="Consolas" w:cs="Consolas"/>
-                <w:i w:val="0"/>
-                <w:iCs w:val="0"/>
-                <w:caps w:val="0"/>
-                <w:color w:val="000000"/>
-                <w:spacing w:val="0"/>
-                <w:sz w:val="17"/>
-                <w:szCs w:val="17"/>
-                <w:bdr w:val="none" w:color="auto" w:sz="0" w:space="0"/>
-                <w:shd w:val="clear" w:fill="F0F0F0"/>
-              </w:rPr>
-              <w:t>m_data</w:t>
-            </w:r>
-            <w:r>
-              <w:rPr>
-                <w:rFonts w:hint="default" w:ascii="Helvetica" w:hAnsi="Helvetica" w:eastAsia="Helvetica" w:cs="Helvetica"/>
-                <w:i w:val="0"/>
-                <w:iCs w:val="0"/>
-                <w:caps w:val="0"/>
-                <w:color w:val="333333"/>
-                <w:spacing w:val="0"/>
-                <w:sz w:val="19"/>
-                <w:szCs w:val="19"/>
-                <w:shd w:val="clear" w:fill="FFFFFF"/>
-              </w:rPr>
-              <w:t>），避免竞争；</w:t>
-            </w:r>
-            <w:r>
-              <w:rPr>
-                <w:rFonts w:hint="default" w:ascii="Helvetica" w:hAnsi="Helvetica" w:eastAsia="Helvetica" w:cs="Helvetica"/>
-                <w:i w:val="0"/>
-                <w:iCs w:val="0"/>
-                <w:caps w:val="0"/>
-                <w:color w:val="333333"/>
-                <w:spacing w:val="0"/>
-                <w:sz w:val="19"/>
-                <w:szCs w:val="19"/>
-                <w:shd w:val="clear" w:fill="FFFFFF"/>
-              </w:rPr>
-              <w:br w:type="textWrapping"/>
-            </w:r>
-            <w:r>
-              <w:rPr>
-                <w:rFonts w:hint="default" w:ascii="Helvetica" w:hAnsi="Helvetica" w:eastAsia="Helvetica" w:cs="Helvetica"/>
-                <w:i w:val="0"/>
-                <w:iCs w:val="0"/>
-                <w:caps w:val="0"/>
-                <w:color w:val="333333"/>
-                <w:spacing w:val="0"/>
-                <w:sz w:val="19"/>
-                <w:szCs w:val="19"/>
-                <w:shd w:val="clear" w:fill="FFFFFF"/>
-              </w:rPr>
-              <w:t>- 与信号量区别：互斥锁解决优先级翻转，信号量不能。</w:t>
+              <w:t>3. 需求：需通过对比实验、错误演示降低理解难度。</w:t>
             </w:r>
           </w:p>
         </w:tc>
@@ -1524,6 +1027,480 @@
             <w:insideH w:val="single" w:color="auto" w:sz="4" w:space="0"/>
             <w:insideV w:val="single" w:color="auto" w:sz="4" w:space="0"/>
           </w:tblBorders>
+          <w:tblCellMar>
+            <w:top w:w="0" w:type="dxa"/>
+            <w:left w:w="108" w:type="dxa"/>
+            <w:bottom w:w="0" w:type="dxa"/>
+            <w:right w:w="108" w:type="dxa"/>
+          </w:tblCellMar>
+        </w:tblPrEx>
+        <w:trPr>
+          <w:trHeight w:val="3194" w:hRule="exact"/>
+        </w:trPr>
+        <w:tc>
+          <w:tcPr>
+            <w:tcW w:w="2506" w:type="dxa"/>
+            <w:tcBorders>
+              <w:top w:val="single" w:color="auto" w:sz="4" w:space="0"/>
+              <w:left w:val="single" w:color="auto" w:sz="4" w:space="0"/>
+              <w:bottom w:val="single" w:color="auto" w:sz="4" w:space="0"/>
+              <w:right w:val="single" w:color="auto" w:sz="4" w:space="0"/>
+            </w:tcBorders>
+            <w:shd w:val="clear" w:color="auto" w:fill="FFFFFF"/>
+            <w:vAlign w:val="center"/>
+          </w:tcPr>
+          <w:p>
+            <w:pPr>
+              <w:jc w:val="center"/>
+              <w:rPr>
+                <w:rFonts w:ascii="宋体" w:hAnsi="宋体"/>
+              </w:rPr>
+            </w:pPr>
+            <w:r>
+              <w:rPr>
+                <w:rFonts w:hint="eastAsia" w:ascii="宋体" w:hAnsi="宋体"/>
+              </w:rPr>
+              <w:t>重 难 点</w:t>
+            </w:r>
+          </w:p>
+          <w:p>
+            <w:pPr>
+              <w:jc w:val="center"/>
+              <w:rPr>
+                <w:rFonts w:ascii="宋体" w:hAnsi="宋体"/>
+              </w:rPr>
+            </w:pPr>
+            <w:r>
+              <w:rPr>
+                <w:rFonts w:hint="eastAsia" w:ascii="宋体" w:hAnsi="宋体"/>
+              </w:rPr>
+              <w:t>分    析</w:t>
+            </w:r>
+          </w:p>
+        </w:tc>
+        <w:tc>
+          <w:tcPr>
+            <w:tcW w:w="7444" w:type="dxa"/>
+            <w:gridSpan w:val="4"/>
+            <w:tcBorders>
+              <w:top w:val="single" w:color="auto" w:sz="4" w:space="0"/>
+              <w:left w:val="single" w:color="auto" w:sz="4" w:space="0"/>
+              <w:bottom w:val="single" w:color="auto" w:sz="4" w:space="0"/>
+              <w:right w:val="single" w:color="auto" w:sz="4" w:space="0"/>
+            </w:tcBorders>
+            <w:shd w:val="clear" w:color="auto" w:fill="FFFFFF"/>
+            <w:vAlign w:val="center"/>
+          </w:tcPr>
+          <w:p>
+            <w:pPr>
+              <w:pStyle w:val="4"/>
+              <w:tabs>
+                <w:tab w:val="clear" w:pos="840"/>
+              </w:tabs>
+              <w:ind w:left="0" w:firstLine="0"/>
+              <w:rPr>
+                <w:rFonts w:hint="eastAsia" w:ascii="宋体" w:hAnsi="宋体" w:eastAsia="宋体" w:cs="宋体"/>
+              </w:rPr>
+            </w:pPr>
+            <w:r>
+              <w:rPr>
+                <w:rFonts w:ascii="Helvetica" w:hAnsi="Helvetica" w:eastAsia="Helvetica" w:cs="Helvetica"/>
+                <w:i w:val="0"/>
+                <w:iCs w:val="0"/>
+                <w:caps w:val="0"/>
+                <w:color w:val="333333"/>
+                <w:spacing w:val="0"/>
+                <w:sz w:val="19"/>
+                <w:szCs w:val="19"/>
+                <w:shd w:val="clear" w:fill="FFFFFF"/>
+              </w:rPr>
+              <w:t>1. 重点：</w:t>
+            </w:r>
+            <w:r>
+              <w:rPr>
+                <w:rFonts w:hint="default" w:ascii="Helvetica" w:hAnsi="Helvetica" w:eastAsia="Helvetica" w:cs="Helvetica"/>
+                <w:i w:val="0"/>
+                <w:iCs w:val="0"/>
+                <w:caps w:val="0"/>
+                <w:color w:val="333333"/>
+                <w:spacing w:val="0"/>
+                <w:sz w:val="19"/>
+                <w:szCs w:val="19"/>
+                <w:shd w:val="clear" w:fill="FFFFFF"/>
+              </w:rPr>
+              <w:br w:type="textWrapping"/>
+            </w:r>
+            <w:r>
+              <w:rPr>
+                <w:rFonts w:hint="default" w:ascii="Helvetica" w:hAnsi="Helvetica" w:eastAsia="Helvetica" w:cs="Helvetica"/>
+                <w:i w:val="0"/>
+                <w:iCs w:val="0"/>
+                <w:caps w:val="0"/>
+                <w:color w:val="333333"/>
+                <w:spacing w:val="0"/>
+                <w:sz w:val="19"/>
+                <w:szCs w:val="19"/>
+                <w:shd w:val="clear" w:fill="FFFFFF"/>
+              </w:rPr>
+              <w:t>- API应用：</w:t>
+            </w:r>
+            <w:r>
+              <w:rPr>
+                <w:rStyle w:val="11"/>
+                <w:rFonts w:ascii="Consolas" w:hAnsi="Consolas" w:eastAsia="Consolas" w:cs="Consolas"/>
+                <w:i w:val="0"/>
+                <w:iCs w:val="0"/>
+                <w:caps w:val="0"/>
+                <w:color w:val="000000"/>
+                <w:spacing w:val="0"/>
+                <w:sz w:val="17"/>
+                <w:szCs w:val="17"/>
+                <w:shd w:val="clear" w:fill="F0F0F0"/>
+              </w:rPr>
+              <w:t>LOS_MuxCreate(&amp;m_mutex_id)</w:t>
+            </w:r>
+            <w:r>
+              <w:rPr>
+                <w:rFonts w:hint="default" w:ascii="Helvetica" w:hAnsi="Helvetica" w:eastAsia="Helvetica" w:cs="Helvetica"/>
+                <w:i w:val="0"/>
+                <w:iCs w:val="0"/>
+                <w:caps w:val="0"/>
+                <w:color w:val="333333"/>
+                <w:spacing w:val="0"/>
+                <w:sz w:val="19"/>
+                <w:szCs w:val="19"/>
+                <w:shd w:val="clear" w:fill="FFFFFF"/>
+              </w:rPr>
+              <w:t>创建、</w:t>
+            </w:r>
+            <w:r>
+              <w:rPr>
+                <w:rStyle w:val="11"/>
+                <w:rFonts w:hint="default" w:ascii="Consolas" w:hAnsi="Consolas" w:eastAsia="Consolas" w:cs="Consolas"/>
+                <w:i w:val="0"/>
+                <w:iCs w:val="0"/>
+                <w:caps w:val="0"/>
+                <w:color w:val="000000"/>
+                <w:spacing w:val="0"/>
+                <w:sz w:val="17"/>
+                <w:szCs w:val="17"/>
+                <w:shd w:val="clear" w:fill="F0F0F0"/>
+              </w:rPr>
+              <w:t>LOS_MuxPend(m_mutex_id, LOS_WAIT_FOREVER)</w:t>
+            </w:r>
+            <w:r>
+              <w:rPr>
+                <w:rFonts w:hint="default" w:ascii="Helvetica" w:hAnsi="Helvetica" w:eastAsia="Helvetica" w:cs="Helvetica"/>
+                <w:i w:val="0"/>
+                <w:iCs w:val="0"/>
+                <w:caps w:val="0"/>
+                <w:color w:val="333333"/>
+                <w:spacing w:val="0"/>
+                <w:sz w:val="19"/>
+                <w:szCs w:val="19"/>
+                <w:shd w:val="clear" w:fill="FFFFFF"/>
+              </w:rPr>
+              <w:t>申请；</w:t>
+            </w:r>
+            <w:r>
+              <w:rPr>
+                <w:rFonts w:hint="default" w:ascii="Helvetica" w:hAnsi="Helvetica" w:eastAsia="Helvetica" w:cs="Helvetica"/>
+                <w:i w:val="0"/>
+                <w:iCs w:val="0"/>
+                <w:caps w:val="0"/>
+                <w:color w:val="333333"/>
+                <w:spacing w:val="0"/>
+                <w:sz w:val="19"/>
+                <w:szCs w:val="19"/>
+                <w:shd w:val="clear" w:fill="FFFFFF"/>
+              </w:rPr>
+              <w:br w:type="textWrapping"/>
+            </w:r>
+            <w:r>
+              <w:rPr>
+                <w:rFonts w:hint="default" w:ascii="Helvetica" w:hAnsi="Helvetica" w:eastAsia="Helvetica" w:cs="Helvetica"/>
+                <w:i w:val="0"/>
+                <w:iCs w:val="0"/>
+                <w:caps w:val="0"/>
+                <w:color w:val="333333"/>
+                <w:spacing w:val="0"/>
+                <w:sz w:val="19"/>
+                <w:szCs w:val="19"/>
+                <w:shd w:val="clear" w:fill="FFFFFF"/>
+              </w:rPr>
+              <w:t>- 编译配置：修改</w:t>
+            </w:r>
+            <w:r>
+              <w:rPr>
+                <w:rStyle w:val="11"/>
+                <w:rFonts w:hint="default" w:ascii="Consolas" w:hAnsi="Consolas" w:eastAsia="Consolas" w:cs="Consolas"/>
+                <w:i w:val="0"/>
+                <w:iCs w:val="0"/>
+                <w:caps w:val="0"/>
+                <w:color w:val="000000"/>
+                <w:spacing w:val="0"/>
+                <w:sz w:val="17"/>
+                <w:szCs w:val="17"/>
+                <w:shd w:val="clear" w:fill="F0F0F0"/>
+              </w:rPr>
+              <w:t>vendor/lockzhiner/rk2206/sample/BUILD.gn</w:t>
+            </w:r>
+            <w:r>
+              <w:rPr>
+                <w:rFonts w:hint="default" w:ascii="Helvetica" w:hAnsi="Helvetica" w:eastAsia="Helvetica" w:cs="Helvetica"/>
+                <w:i w:val="0"/>
+                <w:iCs w:val="0"/>
+                <w:caps w:val="0"/>
+                <w:color w:val="333333"/>
+                <w:spacing w:val="0"/>
+                <w:sz w:val="19"/>
+                <w:szCs w:val="19"/>
+                <w:shd w:val="clear" w:fill="FFFFFF"/>
+              </w:rPr>
+              <w:t>添加</w:t>
+            </w:r>
+            <w:r>
+              <w:rPr>
+                <w:rStyle w:val="11"/>
+                <w:rFonts w:hint="default" w:ascii="Consolas" w:hAnsi="Consolas" w:eastAsia="Consolas" w:cs="Consolas"/>
+                <w:i w:val="0"/>
+                <w:iCs w:val="0"/>
+                <w:caps w:val="0"/>
+                <w:color w:val="000000"/>
+                <w:spacing w:val="0"/>
+                <w:sz w:val="17"/>
+                <w:szCs w:val="17"/>
+                <w:shd w:val="clear" w:fill="F0F0F0"/>
+              </w:rPr>
+              <w:t>./a4_kernel_mutex:mutex_example</w:t>
+            </w:r>
+            <w:r>
+              <w:rPr>
+                <w:rFonts w:hint="default" w:ascii="Helvetica" w:hAnsi="Helvetica" w:eastAsia="Helvetica" w:cs="Helvetica"/>
+                <w:i w:val="0"/>
+                <w:iCs w:val="0"/>
+                <w:caps w:val="0"/>
+                <w:color w:val="333333"/>
+                <w:spacing w:val="0"/>
+                <w:sz w:val="19"/>
+                <w:szCs w:val="19"/>
+                <w:shd w:val="clear" w:fill="FFFFFF"/>
+              </w:rPr>
+              <w:t>，</w:t>
+            </w:r>
+            <w:r>
+              <w:rPr>
+                <w:rStyle w:val="11"/>
+                <w:rFonts w:hint="default" w:ascii="Consolas" w:hAnsi="Consolas" w:eastAsia="Consolas" w:cs="Consolas"/>
+                <w:i w:val="0"/>
+                <w:iCs w:val="0"/>
+                <w:caps w:val="0"/>
+                <w:color w:val="000000"/>
+                <w:spacing w:val="0"/>
+                <w:sz w:val="17"/>
+                <w:szCs w:val="17"/>
+                <w:shd w:val="clear" w:fill="F0F0F0"/>
+              </w:rPr>
+              <w:t>Makefile</w:t>
+            </w:r>
+            <w:r>
+              <w:rPr>
+                <w:rFonts w:hint="default" w:ascii="Helvetica" w:hAnsi="Helvetica" w:eastAsia="Helvetica" w:cs="Helvetica"/>
+                <w:i w:val="0"/>
+                <w:iCs w:val="0"/>
+                <w:caps w:val="0"/>
+                <w:color w:val="333333"/>
+                <w:spacing w:val="0"/>
+                <w:sz w:val="19"/>
+                <w:szCs w:val="19"/>
+                <w:shd w:val="clear" w:fill="FFFFFF"/>
+              </w:rPr>
+              <w:t>添加</w:t>
+            </w:r>
+            <w:r>
+              <w:rPr>
+                <w:rStyle w:val="11"/>
+                <w:rFonts w:hint="default" w:ascii="Consolas" w:hAnsi="Consolas" w:eastAsia="Consolas" w:cs="Consolas"/>
+                <w:i w:val="0"/>
+                <w:iCs w:val="0"/>
+                <w:caps w:val="0"/>
+                <w:color w:val="000000"/>
+                <w:spacing w:val="0"/>
+                <w:sz w:val="17"/>
+                <w:szCs w:val="17"/>
+                <w:shd w:val="clear" w:fill="F0F0F0"/>
+              </w:rPr>
+              <w:t>-lmutex_example</w:t>
+            </w:r>
+            <w:r>
+              <w:rPr>
+                <w:rFonts w:hint="default" w:ascii="Helvetica" w:hAnsi="Helvetica" w:eastAsia="Helvetica" w:cs="Helvetica"/>
+                <w:i w:val="0"/>
+                <w:iCs w:val="0"/>
+                <w:caps w:val="0"/>
+                <w:color w:val="333333"/>
+                <w:spacing w:val="0"/>
+                <w:sz w:val="19"/>
+                <w:szCs w:val="19"/>
+                <w:shd w:val="clear" w:fill="FFFFFF"/>
+              </w:rPr>
+              <w:t>；</w:t>
+            </w:r>
+            <w:r>
+              <w:rPr>
+                <w:rFonts w:hint="default" w:ascii="Helvetica" w:hAnsi="Helvetica" w:eastAsia="Helvetica" w:cs="Helvetica"/>
+                <w:i w:val="0"/>
+                <w:iCs w:val="0"/>
+                <w:caps w:val="0"/>
+                <w:color w:val="333333"/>
+                <w:spacing w:val="0"/>
+                <w:sz w:val="19"/>
+                <w:szCs w:val="19"/>
+                <w:shd w:val="clear" w:fill="FFFFFF"/>
+              </w:rPr>
+              <w:br w:type="textWrapping"/>
+            </w:r>
+            <w:r>
+              <w:rPr>
+                <w:rFonts w:hint="default" w:ascii="Helvetica" w:hAnsi="Helvetica" w:eastAsia="Helvetica" w:cs="Helvetica"/>
+                <w:i w:val="0"/>
+                <w:iCs w:val="0"/>
+                <w:caps w:val="0"/>
+                <w:color w:val="333333"/>
+                <w:spacing w:val="0"/>
+                <w:sz w:val="19"/>
+                <w:szCs w:val="19"/>
+                <w:shd w:val="clear" w:fill="FFFFFF"/>
+              </w:rPr>
+              <w:t>- 结果验证：串口观察“write_thread写数据后3秒，read_thread才读数据”。</w:t>
+            </w:r>
+            <w:r>
+              <w:rPr>
+                <w:rFonts w:hint="default" w:ascii="Helvetica" w:hAnsi="Helvetica" w:eastAsia="Helvetica" w:cs="Helvetica"/>
+                <w:i w:val="0"/>
+                <w:iCs w:val="0"/>
+                <w:caps w:val="0"/>
+                <w:color w:val="333333"/>
+                <w:spacing w:val="0"/>
+                <w:sz w:val="19"/>
+                <w:szCs w:val="19"/>
+                <w:shd w:val="clear" w:fill="FFFFFF"/>
+              </w:rPr>
+              <w:br w:type="textWrapping"/>
+            </w:r>
+            <w:r>
+              <w:rPr>
+                <w:rFonts w:hint="default" w:ascii="Helvetica" w:hAnsi="Helvetica" w:eastAsia="Helvetica" w:cs="Helvetica"/>
+                <w:i w:val="0"/>
+                <w:iCs w:val="0"/>
+                <w:caps w:val="0"/>
+                <w:color w:val="333333"/>
+                <w:spacing w:val="0"/>
+                <w:sz w:val="19"/>
+                <w:szCs w:val="19"/>
+                <w:shd w:val="clear" w:fill="FFFFFF"/>
+              </w:rPr>
+              <w:t>2. 难点：</w:t>
+            </w:r>
+            <w:r>
+              <w:rPr>
+                <w:rFonts w:hint="default" w:ascii="Helvetica" w:hAnsi="Helvetica" w:eastAsia="Helvetica" w:cs="Helvetica"/>
+                <w:i w:val="0"/>
+                <w:iCs w:val="0"/>
+                <w:caps w:val="0"/>
+                <w:color w:val="333333"/>
+                <w:spacing w:val="0"/>
+                <w:sz w:val="19"/>
+                <w:szCs w:val="19"/>
+                <w:shd w:val="clear" w:fill="FFFFFF"/>
+              </w:rPr>
+              <w:br w:type="textWrapping"/>
+            </w:r>
+            <w:r>
+              <w:rPr>
+                <w:rFonts w:hint="default" w:ascii="Helvetica" w:hAnsi="Helvetica" w:eastAsia="Helvetica" w:cs="Helvetica"/>
+                <w:i w:val="0"/>
+                <w:iCs w:val="0"/>
+                <w:caps w:val="0"/>
+                <w:color w:val="333333"/>
+                <w:spacing w:val="0"/>
+                <w:sz w:val="19"/>
+                <w:szCs w:val="19"/>
+                <w:shd w:val="clear" w:fill="FFFFFF"/>
+              </w:rPr>
+              <w:t>- 互斥锁逻辑：独占共享资源（</w:t>
+            </w:r>
+            <w:r>
+              <w:rPr>
+                <w:rStyle w:val="11"/>
+                <w:rFonts w:hint="default" w:ascii="Consolas" w:hAnsi="Consolas" w:eastAsia="Consolas" w:cs="Consolas"/>
+                <w:i w:val="0"/>
+                <w:iCs w:val="0"/>
+                <w:caps w:val="0"/>
+                <w:color w:val="000000"/>
+                <w:spacing w:val="0"/>
+                <w:sz w:val="17"/>
+                <w:szCs w:val="17"/>
+                <w:shd w:val="clear" w:fill="F0F0F0"/>
+              </w:rPr>
+              <w:t>m_data</w:t>
+            </w:r>
+            <w:r>
+              <w:rPr>
+                <w:rFonts w:hint="default" w:ascii="Helvetica" w:hAnsi="Helvetica" w:eastAsia="Helvetica" w:cs="Helvetica"/>
+                <w:i w:val="0"/>
+                <w:iCs w:val="0"/>
+                <w:caps w:val="0"/>
+                <w:color w:val="333333"/>
+                <w:spacing w:val="0"/>
+                <w:sz w:val="19"/>
+                <w:szCs w:val="19"/>
+                <w:shd w:val="clear" w:fill="FFFFFF"/>
+              </w:rPr>
+              <w:t>），避免竞争；</w:t>
+            </w:r>
+            <w:r>
+              <w:rPr>
+                <w:rFonts w:hint="default" w:ascii="Helvetica" w:hAnsi="Helvetica" w:eastAsia="Helvetica" w:cs="Helvetica"/>
+                <w:i w:val="0"/>
+                <w:iCs w:val="0"/>
+                <w:caps w:val="0"/>
+                <w:color w:val="333333"/>
+                <w:spacing w:val="0"/>
+                <w:sz w:val="19"/>
+                <w:szCs w:val="19"/>
+                <w:shd w:val="clear" w:fill="FFFFFF"/>
+              </w:rPr>
+              <w:br w:type="textWrapping"/>
+            </w:r>
+            <w:r>
+              <w:rPr>
+                <w:rFonts w:hint="default" w:ascii="Helvetica" w:hAnsi="Helvetica" w:eastAsia="Helvetica" w:cs="Helvetica"/>
+                <w:i w:val="0"/>
+                <w:iCs w:val="0"/>
+                <w:caps w:val="0"/>
+                <w:color w:val="333333"/>
+                <w:spacing w:val="0"/>
+                <w:sz w:val="19"/>
+                <w:szCs w:val="19"/>
+                <w:shd w:val="clear" w:fill="FFFFFF"/>
+              </w:rPr>
+              <w:t>- 与信号量区别：互斥锁解决优先级翻转，信号量不能。</w:t>
+            </w:r>
+          </w:p>
+        </w:tc>
+      </w:tr>
+      <w:tr>
+        <w:tblPrEx>
+          <w:tblBorders>
+            <w:top w:val="single" w:color="auto" w:sz="4" w:space="0"/>
+            <w:left w:val="single" w:color="auto" w:sz="4" w:space="0"/>
+            <w:bottom w:val="single" w:color="auto" w:sz="4" w:space="0"/>
+            <w:right w:val="single" w:color="auto" w:sz="4" w:space="0"/>
+            <w:insideH w:val="single" w:color="auto" w:sz="4" w:space="0"/>
+            <w:insideV w:val="single" w:color="auto" w:sz="4" w:space="0"/>
+          </w:tblBorders>
+          <w:shd w:val="clear" w:color="auto" w:fill="FFFFFF"/>
           <w:tblCellMar>
             <w:top w:w="0" w:type="dxa"/>
             <w:left w:w="108" w:type="dxa"/>
@@ -1745,6 +1722,7 @@
             <w:insideH w:val="single" w:color="auto" w:sz="4" w:space="0"/>
             <w:insideV w:val="single" w:color="auto" w:sz="4" w:space="0"/>
           </w:tblBorders>
+          <w:shd w:val="clear" w:color="auto" w:fill="FFFFFF"/>
           <w:tblCellMar>
             <w:top w:w="0" w:type="dxa"/>
             <w:left w:w="108" w:type="dxa"/>
@@ -1845,261 +1823,6 @@
                 <w:lang w:eastAsia="zh-CN"/>
               </w:rPr>
               <w:t>通过国产软件的崛起及应用事例的讲解，树立学生的民族自豪感和科技报国情怀</w:t>
-            </w:r>
-          </w:p>
-        </w:tc>
-      </w:tr>
-      <w:tr>
-        <w:tblPrEx>
-          <w:tblBorders>
-            <w:top w:val="single" w:color="auto" w:sz="4" w:space="0"/>
-            <w:left w:val="single" w:color="auto" w:sz="4" w:space="0"/>
-            <w:bottom w:val="single" w:color="auto" w:sz="4" w:space="0"/>
-            <w:right w:val="single" w:color="auto" w:sz="4" w:space="0"/>
-            <w:insideH w:val="single" w:color="auto" w:sz="4" w:space="0"/>
-            <w:insideV w:val="single" w:color="auto" w:sz="4" w:space="0"/>
-          </w:tblBorders>
-          <w:tblCellMar>
-            <w:top w:w="0" w:type="dxa"/>
-            <w:left w:w="108" w:type="dxa"/>
-            <w:bottom w:w="0" w:type="dxa"/>
-            <w:right w:w="108" w:type="dxa"/>
-          </w:tblCellMar>
-        </w:tblPrEx>
-        <w:trPr>
-          <w:cantSplit/>
-          <w:trHeight w:val="1130" w:hRule="atLeast"/>
-        </w:trPr>
-        <w:tc>
-          <w:tcPr>
-            <w:tcW w:w="2506" w:type="dxa"/>
-            <w:tcBorders>
-              <w:left w:val="single" w:color="auto" w:sz="4" w:space="0"/>
-              <w:right w:val="single" w:color="auto" w:sz="4" w:space="0"/>
-            </w:tcBorders>
-            <w:shd w:val="clear" w:color="auto" w:fill="FFFFFF"/>
-            <w:vAlign w:val="center"/>
-          </w:tcPr>
-          <w:p>
-            <w:pPr>
-              <w:jc w:val="center"/>
-              <w:rPr>
-                <w:rFonts w:ascii="宋体" w:hAnsi="宋体"/>
-              </w:rPr>
-            </w:pPr>
-            <w:r>
-              <w:rPr>
-                <w:rFonts w:hint="eastAsia" w:ascii="宋体" w:hAnsi="宋体"/>
-              </w:rPr>
-              <w:t>作业布置</w:t>
-            </w:r>
-          </w:p>
-        </w:tc>
-        <w:tc>
-          <w:tcPr>
-            <w:tcW w:w="7444" w:type="dxa"/>
-            <w:gridSpan w:val="4"/>
-            <w:tcBorders>
-              <w:top w:val="single" w:color="auto" w:sz="4" w:space="0"/>
-              <w:left w:val="single" w:color="auto" w:sz="4" w:space="0"/>
-              <w:bottom w:val="single" w:color="auto" w:sz="4" w:space="0"/>
-              <w:right w:val="single" w:color="auto" w:sz="4" w:space="0"/>
-            </w:tcBorders>
-            <w:shd w:val="clear" w:color="auto" w:fill="FFFFFF"/>
-            <w:vAlign w:val="center"/>
-          </w:tcPr>
-          <w:p>
-            <w:pPr>
-              <w:rPr>
-                <w:rFonts w:hint="default" w:ascii="宋体" w:hAnsi="宋体" w:eastAsia="宋体" w:cs="宋体"/>
-                <w:lang w:val="en-US" w:eastAsia="zh-CN"/>
-              </w:rPr>
-            </w:pPr>
-            <w:r>
-              <w:rPr>
-                <w:rFonts w:ascii="Helvetica" w:hAnsi="Helvetica" w:eastAsia="Helvetica" w:cs="Helvetica"/>
-                <w:i w:val="0"/>
-                <w:iCs w:val="0"/>
-                <w:caps w:val="0"/>
-                <w:color w:val="333333"/>
-                <w:spacing w:val="0"/>
-                <w:sz w:val="19"/>
-                <w:szCs w:val="19"/>
-                <w:shd w:val="clear" w:fill="FFFFFF"/>
-              </w:rPr>
-              <w:t>1. 实操任务：</w:t>
-            </w:r>
-            <w:r>
-              <w:rPr>
-                <w:rFonts w:hint="default" w:ascii="Helvetica" w:hAnsi="Helvetica" w:eastAsia="Helvetica" w:cs="Helvetica"/>
-                <w:i w:val="0"/>
-                <w:iCs w:val="0"/>
-                <w:caps w:val="0"/>
-                <w:color w:val="333333"/>
-                <w:spacing w:val="0"/>
-                <w:sz w:val="19"/>
-                <w:szCs w:val="19"/>
-                <w:shd w:val="clear" w:fill="FFFFFF"/>
-              </w:rPr>
-              <w:br w:type="textWrapping"/>
-            </w:r>
-            <w:r>
-              <w:rPr>
-                <w:rFonts w:hint="default" w:ascii="Helvetica" w:hAnsi="Helvetica" w:eastAsia="Helvetica" w:cs="Helvetica"/>
-                <w:i w:val="0"/>
-                <w:iCs w:val="0"/>
-                <w:caps w:val="0"/>
-                <w:color w:val="333333"/>
-                <w:spacing w:val="0"/>
-                <w:sz w:val="19"/>
-                <w:szCs w:val="19"/>
-                <w:shd w:val="clear" w:fill="FFFFFF"/>
-              </w:rPr>
-              <w:t>- 修改代码：在</w:t>
-            </w:r>
-            <w:r>
-              <w:rPr>
-                <w:rStyle w:val="11"/>
-                <w:rFonts w:ascii="Consolas" w:hAnsi="Consolas" w:eastAsia="Consolas" w:cs="Consolas"/>
-                <w:i w:val="0"/>
-                <w:iCs w:val="0"/>
-                <w:caps w:val="0"/>
-                <w:color w:val="000000"/>
-                <w:spacing w:val="0"/>
-                <w:sz w:val="17"/>
-                <w:szCs w:val="17"/>
-                <w:bdr w:val="none" w:color="auto" w:sz="0" w:space="0"/>
-                <w:shd w:val="clear" w:fill="F0F0F0"/>
-              </w:rPr>
-              <w:t>read_thread</w:t>
-            </w:r>
-            <w:r>
-              <w:rPr>
-                <w:rFonts w:hint="default" w:ascii="Helvetica" w:hAnsi="Helvetica" w:eastAsia="Helvetica" w:cs="Helvetica"/>
-                <w:i w:val="0"/>
-                <w:iCs w:val="0"/>
-                <w:caps w:val="0"/>
-                <w:color w:val="333333"/>
-                <w:spacing w:val="0"/>
-                <w:sz w:val="19"/>
-                <w:szCs w:val="19"/>
-                <w:shd w:val="clear" w:fill="FFFFFF"/>
-              </w:rPr>
-              <w:t>中添加超时时间（3000ms），观察超时后日志，提交代码与截图；</w:t>
-            </w:r>
-            <w:r>
-              <w:rPr>
-                <w:rFonts w:hint="default" w:ascii="Helvetica" w:hAnsi="Helvetica" w:eastAsia="Helvetica" w:cs="Helvetica"/>
-                <w:i w:val="0"/>
-                <w:iCs w:val="0"/>
-                <w:caps w:val="0"/>
-                <w:color w:val="333333"/>
-                <w:spacing w:val="0"/>
-                <w:sz w:val="19"/>
-                <w:szCs w:val="19"/>
-                <w:shd w:val="clear" w:fill="FFFFFF"/>
-              </w:rPr>
-              <w:br w:type="textWrapping"/>
-            </w:r>
-            <w:r>
-              <w:rPr>
-                <w:rFonts w:hint="default" w:ascii="Helvetica" w:hAnsi="Helvetica" w:eastAsia="Helvetica" w:cs="Helvetica"/>
-                <w:i w:val="0"/>
-                <w:iCs w:val="0"/>
-                <w:caps w:val="0"/>
-                <w:color w:val="333333"/>
-                <w:spacing w:val="0"/>
-                <w:sz w:val="19"/>
-                <w:szCs w:val="19"/>
-                <w:shd w:val="clear" w:fill="FFFFFF"/>
-              </w:rPr>
-              <w:t>- 验证区别：用信号量实现相同功能，对比互斥锁与信号量的运行差异。</w:t>
-            </w:r>
-            <w:r>
-              <w:rPr>
-                <w:rFonts w:hint="default" w:ascii="Helvetica" w:hAnsi="Helvetica" w:eastAsia="Helvetica" w:cs="Helvetica"/>
-                <w:i w:val="0"/>
-                <w:iCs w:val="0"/>
-                <w:caps w:val="0"/>
-                <w:color w:val="333333"/>
-                <w:spacing w:val="0"/>
-                <w:sz w:val="19"/>
-                <w:szCs w:val="19"/>
-                <w:shd w:val="clear" w:fill="FFFFFF"/>
-              </w:rPr>
-              <w:br w:type="textWrapping"/>
-            </w:r>
-            <w:r>
-              <w:rPr>
-                <w:rFonts w:hint="default" w:ascii="Helvetica" w:hAnsi="Helvetica" w:eastAsia="Helvetica" w:cs="Helvetica"/>
-                <w:i w:val="0"/>
-                <w:iCs w:val="0"/>
-                <w:caps w:val="0"/>
-                <w:color w:val="333333"/>
-                <w:spacing w:val="0"/>
-                <w:sz w:val="19"/>
-                <w:szCs w:val="19"/>
-                <w:shd w:val="clear" w:fill="FFFFFF"/>
-              </w:rPr>
-              <w:t>2. 预习任务：</w:t>
-            </w:r>
-            <w:r>
-              <w:rPr>
-                <w:rFonts w:hint="default" w:ascii="Helvetica" w:hAnsi="Helvetica" w:eastAsia="Helvetica" w:cs="Helvetica"/>
-                <w:i w:val="0"/>
-                <w:iCs w:val="0"/>
-                <w:caps w:val="0"/>
-                <w:color w:val="333333"/>
-                <w:spacing w:val="0"/>
-                <w:sz w:val="19"/>
-                <w:szCs w:val="19"/>
-                <w:shd w:val="clear" w:fill="FFFFFF"/>
-              </w:rPr>
-              <w:br w:type="textWrapping"/>
-            </w:r>
-            <w:r>
-              <w:rPr>
-                <w:rFonts w:hint="default" w:ascii="Helvetica" w:hAnsi="Helvetica" w:eastAsia="Helvetica" w:cs="Helvetica"/>
-                <w:i w:val="0"/>
-                <w:iCs w:val="0"/>
-                <w:caps w:val="0"/>
-                <w:color w:val="333333"/>
-                <w:spacing w:val="0"/>
-                <w:sz w:val="19"/>
-                <w:szCs w:val="19"/>
-                <w:shd w:val="clear" w:fill="FFFFFF"/>
-              </w:rPr>
-              <w:t>- 阅读参考资料中“鸿蒙内核消息队列”章节，了解</w:t>
-            </w:r>
-            <w:r>
-              <w:rPr>
-                <w:rStyle w:val="11"/>
-                <w:rFonts w:hint="default" w:ascii="Consolas" w:hAnsi="Consolas" w:eastAsia="Consolas" w:cs="Consolas"/>
-                <w:i w:val="0"/>
-                <w:iCs w:val="0"/>
-                <w:caps w:val="0"/>
-                <w:color w:val="000000"/>
-                <w:spacing w:val="0"/>
-                <w:sz w:val="17"/>
-                <w:szCs w:val="17"/>
-                <w:bdr w:val="none" w:color="auto" w:sz="0" w:space="0"/>
-                <w:shd w:val="clear" w:fill="F0F0F0"/>
-              </w:rPr>
-              <w:t>LOS_QueueSend()</w:t>
-            </w:r>
-            <w:r>
-              <w:rPr>
-                <w:rFonts w:hint="default" w:ascii="Helvetica" w:hAnsi="Helvetica" w:eastAsia="Helvetica" w:cs="Helvetica"/>
-                <w:i w:val="0"/>
-                <w:iCs w:val="0"/>
-                <w:caps w:val="0"/>
-                <w:color w:val="333333"/>
-                <w:spacing w:val="0"/>
-                <w:sz w:val="19"/>
-                <w:szCs w:val="19"/>
-                <w:shd w:val="clear" w:fill="FFFFFF"/>
-              </w:rPr>
-              <w:t>基本功能。</w:t>
             </w:r>
           </w:p>
         </w:tc>
@@ -2115,6 +1838,259 @@
             <w:insideV w:val="single" w:color="auto" w:sz="4" w:space="0"/>
           </w:tblBorders>
           <w:shd w:val="clear" w:color="auto" w:fill="FFFFFF"/>
+          <w:tblCellMar>
+            <w:top w:w="0" w:type="dxa"/>
+            <w:left w:w="108" w:type="dxa"/>
+            <w:bottom w:w="0" w:type="dxa"/>
+            <w:right w:w="108" w:type="dxa"/>
+          </w:tblCellMar>
+        </w:tblPrEx>
+        <w:trPr>
+          <w:cantSplit/>
+          <w:trHeight w:val="1130" w:hRule="atLeast"/>
+        </w:trPr>
+        <w:tc>
+          <w:tcPr>
+            <w:tcW w:w="2506" w:type="dxa"/>
+            <w:tcBorders>
+              <w:left w:val="single" w:color="auto" w:sz="4" w:space="0"/>
+              <w:right w:val="single" w:color="auto" w:sz="4" w:space="0"/>
+            </w:tcBorders>
+            <w:shd w:val="clear" w:color="auto" w:fill="FFFFFF"/>
+            <w:vAlign w:val="center"/>
+          </w:tcPr>
+          <w:p>
+            <w:pPr>
+              <w:jc w:val="center"/>
+              <w:rPr>
+                <w:rFonts w:ascii="宋体" w:hAnsi="宋体"/>
+              </w:rPr>
+            </w:pPr>
+            <w:r>
+              <w:rPr>
+                <w:rFonts w:hint="eastAsia" w:ascii="宋体" w:hAnsi="宋体"/>
+              </w:rPr>
+              <w:t>作业布置</w:t>
+            </w:r>
+          </w:p>
+        </w:tc>
+        <w:tc>
+          <w:tcPr>
+            <w:tcW w:w="7444" w:type="dxa"/>
+            <w:gridSpan w:val="4"/>
+            <w:tcBorders>
+              <w:top w:val="single" w:color="auto" w:sz="4" w:space="0"/>
+              <w:left w:val="single" w:color="auto" w:sz="4" w:space="0"/>
+              <w:bottom w:val="single" w:color="auto" w:sz="4" w:space="0"/>
+              <w:right w:val="single" w:color="auto" w:sz="4" w:space="0"/>
+            </w:tcBorders>
+            <w:shd w:val="clear" w:color="auto" w:fill="FFFFFF"/>
+            <w:vAlign w:val="center"/>
+          </w:tcPr>
+          <w:p>
+            <w:pPr>
+              <w:rPr>
+                <w:rFonts w:hint="default" w:ascii="宋体" w:hAnsi="宋体" w:eastAsia="宋体" w:cs="宋体"/>
+                <w:lang w:val="en-US" w:eastAsia="zh-CN"/>
+              </w:rPr>
+            </w:pPr>
+            <w:r>
+              <w:rPr>
+                <w:rFonts w:ascii="Helvetica" w:hAnsi="Helvetica" w:eastAsia="Helvetica" w:cs="Helvetica"/>
+                <w:i w:val="0"/>
+                <w:iCs w:val="0"/>
+                <w:caps w:val="0"/>
+                <w:color w:val="333333"/>
+                <w:spacing w:val="0"/>
+                <w:sz w:val="19"/>
+                <w:szCs w:val="19"/>
+                <w:shd w:val="clear" w:fill="FFFFFF"/>
+              </w:rPr>
+              <w:t>1. 实操任务：</w:t>
+            </w:r>
+            <w:r>
+              <w:rPr>
+                <w:rFonts w:hint="default" w:ascii="Helvetica" w:hAnsi="Helvetica" w:eastAsia="Helvetica" w:cs="Helvetica"/>
+                <w:i w:val="0"/>
+                <w:iCs w:val="0"/>
+                <w:caps w:val="0"/>
+                <w:color w:val="333333"/>
+                <w:spacing w:val="0"/>
+                <w:sz w:val="19"/>
+                <w:szCs w:val="19"/>
+                <w:shd w:val="clear" w:fill="FFFFFF"/>
+              </w:rPr>
+              <w:br w:type="textWrapping"/>
+            </w:r>
+            <w:r>
+              <w:rPr>
+                <w:rFonts w:hint="default" w:ascii="Helvetica" w:hAnsi="Helvetica" w:eastAsia="Helvetica" w:cs="Helvetica"/>
+                <w:i w:val="0"/>
+                <w:iCs w:val="0"/>
+                <w:caps w:val="0"/>
+                <w:color w:val="333333"/>
+                <w:spacing w:val="0"/>
+                <w:sz w:val="19"/>
+                <w:szCs w:val="19"/>
+                <w:shd w:val="clear" w:fill="FFFFFF"/>
+              </w:rPr>
+              <w:t>- 修改代码：在</w:t>
+            </w:r>
+            <w:r>
+              <w:rPr>
+                <w:rStyle w:val="11"/>
+                <w:rFonts w:ascii="Consolas" w:hAnsi="Consolas" w:eastAsia="Consolas" w:cs="Consolas"/>
+                <w:i w:val="0"/>
+                <w:iCs w:val="0"/>
+                <w:caps w:val="0"/>
+                <w:color w:val="000000"/>
+                <w:spacing w:val="0"/>
+                <w:sz w:val="17"/>
+                <w:szCs w:val="17"/>
+                <w:shd w:val="clear" w:fill="F0F0F0"/>
+              </w:rPr>
+              <w:t>read_thread</w:t>
+            </w:r>
+            <w:r>
+              <w:rPr>
+                <w:rFonts w:hint="default" w:ascii="Helvetica" w:hAnsi="Helvetica" w:eastAsia="Helvetica" w:cs="Helvetica"/>
+                <w:i w:val="0"/>
+                <w:iCs w:val="0"/>
+                <w:caps w:val="0"/>
+                <w:color w:val="333333"/>
+                <w:spacing w:val="0"/>
+                <w:sz w:val="19"/>
+                <w:szCs w:val="19"/>
+                <w:shd w:val="clear" w:fill="FFFFFF"/>
+              </w:rPr>
+              <w:t>中添加超时时间（3000ms），观察超时后日志，提交代码与截图；</w:t>
+            </w:r>
+            <w:r>
+              <w:rPr>
+                <w:rFonts w:hint="default" w:ascii="Helvetica" w:hAnsi="Helvetica" w:eastAsia="Helvetica" w:cs="Helvetica"/>
+                <w:i w:val="0"/>
+                <w:iCs w:val="0"/>
+                <w:caps w:val="0"/>
+                <w:color w:val="333333"/>
+                <w:spacing w:val="0"/>
+                <w:sz w:val="19"/>
+                <w:szCs w:val="19"/>
+                <w:shd w:val="clear" w:fill="FFFFFF"/>
+              </w:rPr>
+              <w:br w:type="textWrapping"/>
+            </w:r>
+            <w:r>
+              <w:rPr>
+                <w:rFonts w:hint="default" w:ascii="Helvetica" w:hAnsi="Helvetica" w:eastAsia="Helvetica" w:cs="Helvetica"/>
+                <w:i w:val="0"/>
+                <w:iCs w:val="0"/>
+                <w:caps w:val="0"/>
+                <w:color w:val="333333"/>
+                <w:spacing w:val="0"/>
+                <w:sz w:val="19"/>
+                <w:szCs w:val="19"/>
+                <w:shd w:val="clear" w:fill="FFFFFF"/>
+              </w:rPr>
+              <w:t>- 验证区别：用信号量实现相同功能，对比互斥锁与信号量的运行差异。</w:t>
+            </w:r>
+            <w:r>
+              <w:rPr>
+                <w:rFonts w:hint="default" w:ascii="Helvetica" w:hAnsi="Helvetica" w:eastAsia="Helvetica" w:cs="Helvetica"/>
+                <w:i w:val="0"/>
+                <w:iCs w:val="0"/>
+                <w:caps w:val="0"/>
+                <w:color w:val="333333"/>
+                <w:spacing w:val="0"/>
+                <w:sz w:val="19"/>
+                <w:szCs w:val="19"/>
+                <w:shd w:val="clear" w:fill="FFFFFF"/>
+              </w:rPr>
+              <w:br w:type="textWrapping"/>
+            </w:r>
+            <w:r>
+              <w:rPr>
+                <w:rFonts w:hint="default" w:ascii="Helvetica" w:hAnsi="Helvetica" w:eastAsia="Helvetica" w:cs="Helvetica"/>
+                <w:i w:val="0"/>
+                <w:iCs w:val="0"/>
+                <w:caps w:val="0"/>
+                <w:color w:val="333333"/>
+                <w:spacing w:val="0"/>
+                <w:sz w:val="19"/>
+                <w:szCs w:val="19"/>
+                <w:shd w:val="clear" w:fill="FFFFFF"/>
+              </w:rPr>
+              <w:t>2. 预习任务：</w:t>
+            </w:r>
+            <w:r>
+              <w:rPr>
+                <w:rFonts w:hint="default" w:ascii="Helvetica" w:hAnsi="Helvetica" w:eastAsia="Helvetica" w:cs="Helvetica"/>
+                <w:i w:val="0"/>
+                <w:iCs w:val="0"/>
+                <w:caps w:val="0"/>
+                <w:color w:val="333333"/>
+                <w:spacing w:val="0"/>
+                <w:sz w:val="19"/>
+                <w:szCs w:val="19"/>
+                <w:shd w:val="clear" w:fill="FFFFFF"/>
+              </w:rPr>
+              <w:br w:type="textWrapping"/>
+            </w:r>
+            <w:r>
+              <w:rPr>
+                <w:rFonts w:hint="default" w:ascii="Helvetica" w:hAnsi="Helvetica" w:eastAsia="Helvetica" w:cs="Helvetica"/>
+                <w:i w:val="0"/>
+                <w:iCs w:val="0"/>
+                <w:caps w:val="0"/>
+                <w:color w:val="333333"/>
+                <w:spacing w:val="0"/>
+                <w:sz w:val="19"/>
+                <w:szCs w:val="19"/>
+                <w:shd w:val="clear" w:fill="FFFFFF"/>
+              </w:rPr>
+              <w:t>- 阅读参考资料中“鸿蒙内核消息队列”章节，了解</w:t>
+            </w:r>
+            <w:r>
+              <w:rPr>
+                <w:rStyle w:val="11"/>
+                <w:rFonts w:hint="default" w:ascii="Consolas" w:hAnsi="Consolas" w:eastAsia="Consolas" w:cs="Consolas"/>
+                <w:i w:val="0"/>
+                <w:iCs w:val="0"/>
+                <w:caps w:val="0"/>
+                <w:color w:val="000000"/>
+                <w:spacing w:val="0"/>
+                <w:sz w:val="17"/>
+                <w:szCs w:val="17"/>
+                <w:shd w:val="clear" w:fill="F0F0F0"/>
+              </w:rPr>
+              <w:t>LOS_QueueSend()</w:t>
+            </w:r>
+            <w:r>
+              <w:rPr>
+                <w:rFonts w:hint="default" w:ascii="Helvetica" w:hAnsi="Helvetica" w:eastAsia="Helvetica" w:cs="Helvetica"/>
+                <w:i w:val="0"/>
+                <w:iCs w:val="0"/>
+                <w:caps w:val="0"/>
+                <w:color w:val="333333"/>
+                <w:spacing w:val="0"/>
+                <w:sz w:val="19"/>
+                <w:szCs w:val="19"/>
+                <w:shd w:val="clear" w:fill="FFFFFF"/>
+              </w:rPr>
+              <w:t>基本功能。</w:t>
+            </w:r>
+          </w:p>
+        </w:tc>
+      </w:tr>
+      <w:tr>
+        <w:tblPrEx>
+          <w:tblBorders>
+            <w:top w:val="single" w:color="auto" w:sz="4" w:space="0"/>
+            <w:left w:val="single" w:color="auto" w:sz="4" w:space="0"/>
+            <w:bottom w:val="single" w:color="auto" w:sz="4" w:space="0"/>
+            <w:right w:val="single" w:color="auto" w:sz="4" w:space="0"/>
+            <w:insideH w:val="single" w:color="auto" w:sz="4" w:space="0"/>
+            <w:insideV w:val="single" w:color="auto" w:sz="4" w:space="0"/>
+          </w:tblBorders>
           <w:tblCellMar>
             <w:top w:w="0" w:type="dxa"/>
             <w:left w:w="108" w:type="dxa"/>
@@ -2786,7 +2762,6 @@
                 <w:spacing w:val="0"/>
                 <w:sz w:val="17"/>
                 <w:szCs w:val="17"/>
-                <w:bdr w:val="none" w:color="auto" w:sz="0" w:space="0"/>
                 <w:shd w:val="clear" w:fill="F0F0F0"/>
               </w:rPr>
               <w:t>LOS_MuxPend()</w:t>
@@ -3479,7 +3454,6 @@
                 <w:spacing w:val="0"/>
                 <w:sz w:val="17"/>
                 <w:szCs w:val="17"/>
-                <w:bdr w:val="none" w:color="auto" w:sz="0" w:space="0"/>
                 <w:shd w:val="clear" w:fill="F0F0F0"/>
               </w:rPr>
               <w:t>write_thread</w:t>
@@ -3509,7 +3483,6 @@
                 <w:spacing w:val="0"/>
                 <w:sz w:val="17"/>
                 <w:szCs w:val="17"/>
-                <w:bdr w:val="none" w:color="auto" w:sz="0" w:space="0"/>
                 <w:shd w:val="clear" w:fill="F0F0F0"/>
               </w:rPr>
               <w:t>read_thread</w:t>
@@ -3539,7 +3512,6 @@
                 <w:spacing w:val="0"/>
                 <w:sz w:val="17"/>
                 <w:szCs w:val="17"/>
-                <w:bdr w:val="none" w:color="auto" w:sz="0" w:space="0"/>
                 <w:shd w:val="clear" w:fill="F0F0F0"/>
               </w:rPr>
               <w:t>m_data</w:t>
@@ -4003,7 +3975,6 @@
                 <w:spacing w:val="0"/>
                 <w:sz w:val="17"/>
                 <w:szCs w:val="17"/>
-                <w:bdr w:val="none" w:color="auto" w:sz="0" w:space="0"/>
                 <w:shd w:val="clear" w:fill="F0F0F0"/>
               </w:rPr>
               <w:t>LOS_MuxCreate()</w:t>
@@ -4033,7 +4004,6 @@
                 <w:spacing w:val="0"/>
                 <w:sz w:val="17"/>
                 <w:szCs w:val="17"/>
-                <w:bdr w:val="none" w:color="auto" w:sz="0" w:space="0"/>
                 <w:shd w:val="clear" w:fill="F0F0F0"/>
               </w:rPr>
               <w:t>LOS_MuxPend()</w:t>
@@ -4063,7 +4033,6 @@
                 <w:spacing w:val="0"/>
                 <w:sz w:val="17"/>
                 <w:szCs w:val="17"/>
-                <w:bdr w:val="none" w:color="auto" w:sz="0" w:space="0"/>
                 <w:shd w:val="clear" w:fill="F0F0F0"/>
               </w:rPr>
               <w:t>LOS_MuxPost()</w:t>
@@ -4495,7 +4464,6 @@
                 <w:spacing w:val="0"/>
                 <w:sz w:val="17"/>
                 <w:szCs w:val="17"/>
-                <w:bdr w:val="none" w:color="auto" w:sz="0" w:space="0"/>
                 <w:shd w:val="clear" w:fill="F0F0F0"/>
               </w:rPr>
               <w:t>a4_kernel_mutex</w:t>
@@ -4618,7 +4586,6 @@
                 <w:spacing w:val="0"/>
                 <w:sz w:val="17"/>
                 <w:szCs w:val="17"/>
-                <w:bdr w:val="none" w:color="auto" w:sz="0" w:space="0"/>
                 <w:shd w:val="clear" w:fill="F0F0F0"/>
               </w:rPr>
               <w:t>LOS_MuxPost()</w:t>
@@ -4947,7 +4914,6 @@
                 <w:spacing w:val="0"/>
                 <w:sz w:val="17"/>
                 <w:szCs w:val="17"/>
-                <w:bdr w:val="none" w:color="auto" w:sz="0" w:space="0"/>
                 <w:shd w:val="clear" w:fill="F0F0F0"/>
               </w:rPr>
               <w:t>mutex_example()</w:t>
@@ -4977,7 +4943,6 @@
                 <w:spacing w:val="0"/>
                 <w:sz w:val="17"/>
                 <w:szCs w:val="17"/>
-                <w:bdr w:val="none" w:color="auto" w:sz="0" w:space="0"/>
                 <w:shd w:val="clear" w:fill="F0F0F0"/>
               </w:rPr>
               <w:t>write_thread</w:t>
@@ -5007,7 +4972,6 @@
                 <w:spacing w:val="0"/>
                 <w:sz w:val="17"/>
                 <w:szCs w:val="17"/>
-                <w:bdr w:val="none" w:color="auto" w:sz="0" w:space="0"/>
                 <w:shd w:val="clear" w:fill="F0F0F0"/>
               </w:rPr>
               <w:t>read_thread</w:t>
@@ -5065,7 +5029,6 @@
                 <w:spacing w:val="0"/>
                 <w:sz w:val="17"/>
                 <w:szCs w:val="17"/>
-                <w:bdr w:val="none" w:color="auto" w:sz="0" w:space="0"/>
                 <w:shd w:val="clear" w:fill="F0F0F0"/>
               </w:rPr>
               <w:t>BUILD.gn</w:t>
@@ -5095,7 +5058,6 @@
                 <w:spacing w:val="0"/>
                 <w:sz w:val="17"/>
                 <w:szCs w:val="17"/>
-                <w:bdr w:val="none" w:color="auto" w:sz="0" w:space="0"/>
                 <w:shd w:val="clear" w:fill="F0F0F0"/>
               </w:rPr>
               <w:t>Makefile</w:t>
@@ -5495,7 +5457,6 @@
                 <w:spacing w:val="0"/>
                 <w:sz w:val="17"/>
                 <w:szCs w:val="17"/>
-                <w:bdr w:val="none" w:color="auto" w:sz="0" w:space="0"/>
                 <w:shd w:val="clear" w:fill="F0F0F0"/>
               </w:rPr>
               <w:t>a4_kernel_mutex</w:t>
@@ -5581,7 +5542,6 @@
                 <w:spacing w:val="0"/>
                 <w:sz w:val="17"/>
                 <w:szCs w:val="17"/>
-                <w:bdr w:val="none" w:color="auto" w:sz="0" w:space="0"/>
                 <w:shd w:val="clear" w:fill="F0F0F0"/>
               </w:rPr>
               <w:t>BUILD.gn</w:t>
@@ -5611,7 +5571,6 @@
                 <w:spacing w:val="0"/>
                 <w:sz w:val="17"/>
                 <w:szCs w:val="17"/>
-                <w:bdr w:val="none" w:color="auto" w:sz="0" w:space="0"/>
                 <w:shd w:val="clear" w:fill="F0F0F0"/>
               </w:rPr>
               <w:t>Makefile</w:t>
@@ -6717,8 +6676,6 @@
               </w:rPr>
               <w:t>提供复习支持，查漏补缺。</w:t>
             </w:r>
-            <w:bookmarkStart w:id="0" w:name="_GoBack"/>
-            <w:bookmarkEnd w:id="0"/>
           </w:p>
         </w:tc>
       </w:tr>
@@ -6859,7 +6816,7 @@
     <w:lsdException w:uiPriority="99" w:name="HTML Acronym"/>
     <w:lsdException w:uiPriority="99" w:name="HTML Address"/>
     <w:lsdException w:uiPriority="99" w:name="HTML Cite"/>
-    <w:lsdException w:uiPriority="99" w:name="HTML Code"/>
+    <w:lsdException w:qFormat="1" w:uiPriority="99" w:name="HTML Code"/>
     <w:lsdException w:uiPriority="99" w:name="HTML Definition"/>
     <w:lsdException w:uiPriority="99" w:name="HTML Keyboard"/>
     <w:lsdException w:uiPriority="99" w:name="HTML Preformatted"/>
@@ -7185,6 +7142,7 @@
     <w:basedOn w:val="9"/>
     <w:semiHidden/>
     <w:unhideWhenUsed/>
+    <w:qFormat/>
     <w:uiPriority w:val="99"/>
     <w:rPr>
       <w:rFonts w:ascii="Courier New" w:hAnsi="Courier New"/>

--- a/01-嵌入式操作系统及应用/01-教案/嵌入式操作系统及应用-17.docx
+++ b/01-嵌入式操作系统及应用/01-教案/嵌入式操作系统及应用-17.docx
@@ -243,16 +243,17 @@
             </w:pPr>
             <w:r>
               <w:rPr>
-                <w:rFonts w:ascii="Segoe UI" w:hAnsi="Segoe UI" w:eastAsia="Segoe UI" w:cs="Segoe UI"/>
-                <w:i w:val="0"/>
-                <w:iCs w:val="0"/>
-                <w:caps w:val="0"/>
-                <w:spacing w:val="0"/>
-                <w:sz w:val="16"/>
-                <w:szCs w:val="16"/>
-                <w:shd w:val="clear" w:fill="FBFBFB"/>
-              </w:rPr>
-              <w:t>2025-11-26</w:t>
+                <w:rFonts w:ascii="Noto Sans SC" w:hAnsi="Noto Sans SC" w:eastAsia="Noto Sans SC" w:cs="Noto Sans SC"/>
+                <w:i w:val="0"/>
+                <w:iCs w:val="0"/>
+                <w:caps w:val="0"/>
+                <w:color w:val="000000"/>
+                <w:spacing w:val="0"/>
+                <w:sz w:val="14"/>
+                <w:szCs w:val="14"/>
+                <w:shd w:val="clear" w:fill="FFFFFF"/>
+              </w:rPr>
+              <w:t>2025-11-21</w:t>
             </w:r>
             <w:bookmarkStart w:id="0" w:name="_GoBack"/>
             <w:bookmarkEnd w:id="0"/>
@@ -269,6 +270,7 @@
             <w:insideH w:val="single" w:color="auto" w:sz="4" w:space="0"/>
             <w:insideV w:val="single" w:color="auto" w:sz="4" w:space="0"/>
           </w:tblBorders>
+          <w:shd w:val="clear" w:color="auto" w:fill="FFFFFF"/>
           <w:tblCellMar>
             <w:top w:w="0" w:type="dxa"/>
             <w:left w:w="108" w:type="dxa"/>
@@ -336,7 +338,16 @@
                 <w:szCs w:val="21"/>
                 <w:lang w:eastAsia="zh-CN"/>
               </w:rPr>
-              <w:t>物联网2411</w:t>
+              <w:t>物联网241</w:t>
+            </w:r>
+            <w:r>
+              <w:rPr>
+                <w:rFonts w:hint="eastAsia" w:ascii="宋体" w:hAnsi="宋体" w:eastAsia="宋体" w:cs="宋体"/>
+                <w:sz w:val="21"/>
+                <w:szCs w:val="21"/>
+                <w:lang w:val="en-US" w:eastAsia="zh-CN"/>
+              </w:rPr>
+              <w:t>2</w:t>
             </w:r>
           </w:p>
         </w:tc>
@@ -494,6 +505,7 @@
             <w:insideH w:val="single" w:color="auto" w:sz="4" w:space="0"/>
             <w:insideV w:val="single" w:color="auto" w:sz="4" w:space="0"/>
           </w:tblBorders>
+          <w:shd w:val="clear" w:color="auto" w:fill="FFFFFF"/>
           <w:tblCellMar>
             <w:top w:w="0" w:type="dxa"/>
             <w:left w:w="108" w:type="dxa"/>
@@ -593,6 +605,7 @@
             <w:insideH w:val="single" w:color="auto" w:sz="4" w:space="0"/>
             <w:insideV w:val="single" w:color="auto" w:sz="4" w:space="0"/>
           </w:tblBorders>
+          <w:shd w:val="clear" w:color="auto" w:fill="FFFFFF"/>
           <w:tblCellMar>
             <w:top w:w="0" w:type="dxa"/>
             <w:left w:w="108" w:type="dxa"/>
@@ -1027,6 +1040,7 @@
             <w:insideH w:val="single" w:color="auto" w:sz="4" w:space="0"/>
             <w:insideV w:val="single" w:color="auto" w:sz="4" w:space="0"/>
           </w:tblBorders>
+          <w:shd w:val="clear" w:color="auto" w:fill="FFFFFF"/>
           <w:tblCellMar>
             <w:top w:w="0" w:type="dxa"/>
             <w:left w:w="108" w:type="dxa"/>
@@ -1594,6 +1608,7 @@
             <w:insideH w:val="single" w:color="auto" w:sz="4" w:space="0"/>
             <w:insideV w:val="single" w:color="auto" w:sz="4" w:space="0"/>
           </w:tblBorders>
+          <w:shd w:val="clear" w:color="auto" w:fill="FFFFFF"/>
           <w:tblCellMar>
             <w:top w:w="0" w:type="dxa"/>
             <w:left w:w="108" w:type="dxa"/>
@@ -2091,6 +2106,7 @@
             <w:insideH w:val="single" w:color="auto" w:sz="4" w:space="0"/>
             <w:insideV w:val="single" w:color="auto" w:sz="4" w:space="0"/>
           </w:tblBorders>
+          <w:shd w:val="clear" w:color="auto" w:fill="FFFFFF"/>
           <w:tblCellMar>
             <w:top w:w="0" w:type="dxa"/>
             <w:left w:w="108" w:type="dxa"/>
